--- a/PVK_Cinemas_Requirements_Traceability_Matrix.docx
+++ b/PVK_Cinemas_Requirements_Traceability_Matrix.docx
@@ -28874,7 +28874,7 @@
         <w:pStyle w:val="ListBullet"/>
       </w:pPr>
       <w:r>
-        <w:t>No payment endpoint is traced.</w:t>
+        <w:t>Simulated payment endpoint (/api/v1/bookings/checkout) is traced; real third-party financial gateways remain untraced.</w:t>
       </w:r>
     </w:p>
     <w:p>
@@ -28882,7 +28882,7 @@
         <w:pStyle w:val="ListBullet"/>
       </w:pPr>
       <w:r>
-        <w:t>No payment-method storage is traced.</w:t>
+        <w:t>No real financial credential storage is traced (Simulated payment methods only).</w:t>
       </w:r>
     </w:p>
     <w:p>
@@ -28906,7 +28906,7 @@
         <w:pStyle w:val="ListBullet"/>
       </w:pPr>
       <w:r>
-        <w:t>No full booking lifecycle is traced.</w:t>
+        <w:t>Simulated booking lifecycle (SEAT_HOLD -&gt; CHECKOUT -&gt; CONFIRMED/FAILED -&gt; BOOKING_SEAT persistence) is fully traced.</w:t>
       </w:r>
     </w:p>
     <w:p>
